--- a/papers/_sources/rope_blackholes.docx
+++ b/papers/_sources/rope_blackholes.docx
@@ -141,6 +141,30 @@
     </w:p>
     <w:bookmarkEnd w:id="23"/>
     <w:bookmarkStart w:id="24" w:name="Xb5d4c7140067d728d7963d64f2e4cf7b0d7a993"/>
+    <w:p>
+      <w:pPr>
+        <w:spacing w:after="160" w:before="0" w:line="276"/>
+        <w:jc w:val="both"/>
+      </w:pPr>
+      <w:r>
+        <w:rPr>
+          <w:rFonts w:ascii="Times New Roman" w:cs="Times New Roman" w:eastAsia="Times New Roman" w:hAnsi="Times New Roman"/>
+          <w:b/>
+          <w:bCs/>
+          <w:sz w:val="24"/>
+          <w:szCs w:val="24"/>
+        </w:rPr>
+        <w:t xml:space="preserve">Amendment on the record (27 September 2026, GRV-045). </w:t>
+      </w:r>
+      <w:r>
+        <w:rPr>
+          <w:rFonts w:ascii="Times New Roman" w:cs="Times New Roman" w:eastAsia="Times New Roman" w:hAnsi="Times New Roman"/>
+          <w:sz w:val="24"/>
+          <w:szCs w:val="24"/>
+        </w:rPr>
+        <w:t xml:space="preserve">The sentence 'reconnection rejoins but never erases' the helix handedness rests on GRV-045 (handedness survives reconnection). Commission TERMINAL-TWIST re-read GRV-045's own engine before and after the punch-through and found that the reported exchange of exactly one 2 pi quantum of frame winding (1.007 x 2 pi) was a final-state value already present in the seeded initial state; the event itself changes the Frenet rotation by 0.21 x 2 pi and the writhe by 0.028, bounded and small, and the planar control's 2 pi is the inflection count of a plane curve. GRV-045's F2 (the 2 pi quantum) and F4 (the belt-trick resonance) are withdrawn; F1 (continuous passage, no break) and F3 (handedness survives) stand, and F3 strengthens: a bounded local exchange of 0.03 of a turn cannot flip an extensive handedness. The no-hair column above is unchanged. The claim's benchmark now asserts the amended statement (FND-180; analysis/TERMINAL_TWIST_results.md).</w:t>
+      </w:r>
+    </w:p>
     <w:p>
       <w:pPr>
         <w:pStyle w:val="Heading1"/>
